--- a/vi/files/sessions/s2_exercises_VN.docx
+++ b/vi/files/sessions/s2_exercises_VN.docx
@@ -342,7 +342,7 @@
         <w:tab/>
       </w:r>
       <w:r>
-        <w:t>Ví dụ xuyên suốt của chúng ta không đạt chữ cái FINER nào? ____________</w:t>
+        <w:t>Ví dụ xuyên suốt không đạt chữ cái FINER nào? ____________</w:t>
       </w:r>
     </w:p>
     <w:p>
@@ -1248,8 +1248,8 @@
         <w:tblLook w:firstColumn="1" w:firstRow="1" w:lastColumn="0" w:lastRow="0" w:noHBand="0" w:noVBand="1" w:val="04A0"/>
       </w:tblPr>
       <w:tblGrid>
-        <w:gridCol w:w="1317"/>
-        <w:gridCol w:w="8094"/>
+        <w:gridCol w:w="1291"/>
+        <w:gridCol w:w="8120"/>
       </w:tblGrid>
       <w:tr>
         <w:trPr>
@@ -1258,7 +1258,7 @@
         </w:trPr>
         <w:tc>
           <w:tcPr>
-            <w:tcW w:type="dxa" w:w="1317"/>
+            <w:tcW w:type="dxa" w:w="1292"/>
             <w:tcBorders>
               <w:top w:val="single" w:sz="4" w:color="04242F"/>
               <w:left w:val="single" w:sz="4" w:color="04242F"/>
@@ -1284,7 +1284,7 @@
         </w:tc>
         <w:tc>
           <w:tcPr>
-            <w:tcW w:type="dxa" w:w="8094"/>
+            <w:tcW w:type="dxa" w:w="8119"/>
             <w:tcBorders>
               <w:top w:val="single" w:sz="4" w:color="04242F"/>
               <w:left w:val="single" w:sz="4" w:color="04242F"/>
@@ -1315,7 +1315,7 @@
         </w:trPr>
         <w:tc>
           <w:tcPr>
-            <w:tcW w:type="dxa" w:w="1317"/>
+            <w:tcW w:type="dxa" w:w="1292"/>
             <w:tcBorders>
               <w:top w:val="single" w:sz="4" w:color="D5DDE1"/>
               <w:left w:val="single" w:sz="4" w:color="D5DDE1"/>
@@ -1354,7 +1354,7 @@
         </w:tc>
         <w:tc>
           <w:tcPr>
-            <w:tcW w:type="dxa" w:w="8094"/>
+            <w:tcW w:type="dxa" w:w="8119"/>
             <w:tcBorders>
               <w:top w:val="single" w:sz="4" w:color="D5DDE1"/>
               <w:left w:val="single" w:sz="4" w:color="D5DDE1"/>
@@ -1371,7 +1371,7 @@
               <w:rPr>
                 <w:sz w:val="19"/>
               </w:rPr>
-              <w:t>Thuật ngữ MeSH (tự động gồm cả các thuật ngữ hẹp hơn)</w:t>
+              <w:t>Thuật ngữ MeSH (tìm luôn cả các thuật ngữ hẹp hơn bên dưới)</w:t>
             </w:r>
           </w:p>
         </w:tc>
@@ -1382,7 +1382,7 @@
         </w:trPr>
         <w:tc>
           <w:tcPr>
-            <w:tcW w:type="dxa" w:w="1317"/>
+            <w:tcW w:type="dxa" w:w="1292"/>
             <w:tcBorders>
               <w:top w:val="single" w:sz="4" w:color="D5DDE1"/>
               <w:left w:val="single" w:sz="4" w:color="D5DDE1"/>
@@ -1408,7 +1408,7 @@
         </w:tc>
         <w:tc>
           <w:tcPr>
-            <w:tcW w:type="dxa" w:w="8094"/>
+            <w:tcW w:type="dxa" w:w="8119"/>
             <w:tcBorders>
               <w:top w:val="single" w:sz="4" w:color="D5DDE1"/>
               <w:left w:val="single" w:sz="4" w:color="D5DDE1"/>
@@ -1437,7 +1437,7 @@
         </w:trPr>
         <w:tc>
           <w:tcPr>
-            <w:tcW w:type="dxa" w:w="1317"/>
+            <w:tcW w:type="dxa" w:w="1292"/>
             <w:tcBorders>
               <w:top w:val="single" w:sz="4" w:color="D5DDE1"/>
               <w:left w:val="single" w:sz="4" w:color="D5DDE1"/>
@@ -1462,7 +1462,7 @@
         </w:tc>
         <w:tc>
           <w:tcPr>
-            <w:tcW w:type="dxa" w:w="8094"/>
+            <w:tcW w:type="dxa" w:w="8119"/>
             <w:tcBorders>
               <w:top w:val="single" w:sz="4" w:color="D5DDE1"/>
               <w:left w:val="single" w:sz="4" w:color="D5DDE1"/>
@@ -1498,7 +1498,7 @@
         </w:trPr>
         <w:tc>
           <w:tcPr>
-            <w:tcW w:type="dxa" w:w="1317"/>
+            <w:tcW w:type="dxa" w:w="1292"/>
             <w:tcBorders>
               <w:top w:val="single" w:sz="4" w:color="D5DDE1"/>
               <w:left w:val="single" w:sz="4" w:color="D5DDE1"/>
@@ -1524,7 +1524,7 @@
         </w:tc>
         <w:tc>
           <w:tcPr>
-            <w:tcW w:type="dxa" w:w="8094"/>
+            <w:tcW w:type="dxa" w:w="8119"/>
             <w:tcBorders>
               <w:top w:val="single" w:sz="4" w:color="D5DDE1"/>
               <w:left w:val="single" w:sz="4" w:color="D5DDE1"/>
@@ -1553,7 +1553,7 @@
         </w:trPr>
         <w:tc>
           <w:tcPr>
-            <w:tcW w:type="dxa" w:w="1317"/>
+            <w:tcW w:type="dxa" w:w="1292"/>
             <w:tcBorders>
               <w:top w:val="single" w:sz="4" w:color="D5DDE1"/>
               <w:left w:val="single" w:sz="4" w:color="D5DDE1"/>
@@ -1577,7 +1577,7 @@
         </w:tc>
         <w:tc>
           <w:tcPr>
-            <w:tcW w:type="dxa" w:w="8094"/>
+            <w:tcW w:type="dxa" w:w="8119"/>
             <w:tcBorders>
               <w:top w:val="single" w:sz="4" w:color="D5DDE1"/>
               <w:left w:val="single" w:sz="4" w:color="D5DDE1"/>
@@ -2372,8 +2372,8 @@
         <w:tblLook w:firstColumn="1" w:firstRow="1" w:lastColumn="0" w:lastRow="0" w:noHBand="0" w:noVBand="1" w:val="04A0"/>
       </w:tblPr>
       <w:tblGrid>
-        <w:gridCol w:w="4740"/>
-        <w:gridCol w:w="4671"/>
+        <w:gridCol w:w="4712"/>
+        <w:gridCol w:w="4699"/>
       </w:tblGrid>
       <w:tr>
         <w:trPr>
@@ -2382,7 +2382,7 @@
         </w:trPr>
         <w:tc>
           <w:tcPr>
-            <w:tcW w:type="dxa" w:w="4740"/>
+            <w:tcW w:type="dxa" w:w="4712"/>
             <w:tcBorders>
               <w:top w:val="single" w:sz="4" w:color="04242F"/>
               <w:left w:val="single" w:sz="4" w:color="04242F"/>
@@ -2408,7 +2408,7 @@
         </w:tc>
         <w:tc>
           <w:tcPr>
-            <w:tcW w:type="dxa" w:w="4671"/>
+            <w:tcW w:type="dxa" w:w="4699"/>
             <w:tcBorders>
               <w:top w:val="single" w:sz="4" w:color="04242F"/>
               <w:left w:val="single" w:sz="4" w:color="04242F"/>
@@ -2440,7 +2440,7 @@
         </w:trPr>
         <w:tc>
           <w:tcPr>
-            <w:tcW w:type="dxa" w:w="4740"/>
+            <w:tcW w:type="dxa" w:w="4712"/>
             <w:tcBorders>
               <w:top w:val="single" w:sz="4" w:color="D5DDE1"/>
               <w:left w:val="single" w:sz="4" w:color="D5DDE1"/>
@@ -2470,7 +2470,7 @@
         </w:tc>
         <w:tc>
           <w:tcPr>
-            <w:tcW w:type="dxa" w:w="4671"/>
+            <w:tcW w:type="dxa" w:w="4699"/>
             <w:tcBorders>
               <w:top w:val="single" w:sz="4" w:color="D5DDE1"/>
               <w:left w:val="single" w:sz="4" w:color="D5DDE1"/>
@@ -2493,7 +2493,7 @@
         </w:trPr>
         <w:tc>
           <w:tcPr>
-            <w:tcW w:type="dxa" w:w="4740"/>
+            <w:tcW w:type="dxa" w:w="4712"/>
             <w:tcBorders>
               <w:top w:val="single" w:sz="4" w:color="D5DDE1"/>
               <w:left w:val="single" w:sz="4" w:color="D5DDE1"/>
@@ -2524,7 +2524,7 @@
         </w:tc>
         <w:tc>
           <w:tcPr>
-            <w:tcW w:type="dxa" w:w="4671"/>
+            <w:tcW w:type="dxa" w:w="4699"/>
             <w:tcBorders>
               <w:top w:val="single" w:sz="4" w:color="D5DDE1"/>
               <w:left w:val="single" w:sz="4" w:color="D5DDE1"/>
@@ -2548,7 +2548,7 @@
         </w:trPr>
         <w:tc>
           <w:tcPr>
-            <w:tcW w:type="dxa" w:w="4740"/>
+            <w:tcW w:type="dxa" w:w="4712"/>
             <w:tcBorders>
               <w:top w:val="single" w:sz="4" w:color="D5DDE1"/>
               <w:left w:val="single" w:sz="4" w:color="D5DDE1"/>
@@ -2578,7 +2578,7 @@
         </w:tc>
         <w:tc>
           <w:tcPr>
-            <w:tcW w:type="dxa" w:w="4671"/>
+            <w:tcW w:type="dxa" w:w="4699"/>
             <w:tcBorders>
               <w:top w:val="single" w:sz="4" w:color="D5DDE1"/>
               <w:left w:val="single" w:sz="4" w:color="D5DDE1"/>
@@ -2601,7 +2601,7 @@
         </w:trPr>
         <w:tc>
           <w:tcPr>
-            <w:tcW w:type="dxa" w:w="4740"/>
+            <w:tcW w:type="dxa" w:w="4712"/>
             <w:tcBorders>
               <w:top w:val="single" w:sz="4" w:color="D5DDE1"/>
               <w:left w:val="single" w:sz="4" w:color="D5DDE1"/>
@@ -2632,7 +2632,7 @@
         </w:tc>
         <w:tc>
           <w:tcPr>
-            <w:tcW w:type="dxa" w:w="4671"/>
+            <w:tcW w:type="dxa" w:w="4699"/>
             <w:tcBorders>
               <w:top w:val="single" w:sz="4" w:color="D5DDE1"/>
               <w:left w:val="single" w:sz="4" w:color="D5DDE1"/>
@@ -2656,7 +2656,7 @@
         </w:trPr>
         <w:tc>
           <w:tcPr>
-            <w:tcW w:type="dxa" w:w="4740"/>
+            <w:tcW w:type="dxa" w:w="4712"/>
             <w:tcBorders>
               <w:top w:val="single" w:sz="4" w:color="D5DDE1"/>
               <w:left w:val="single" w:sz="4" w:color="D5DDE1"/>
@@ -2686,7 +2686,7 @@
         </w:tc>
         <w:tc>
           <w:tcPr>
-            <w:tcW w:type="dxa" w:w="4671"/>
+            <w:tcW w:type="dxa" w:w="4699"/>
             <w:tcBorders>
               <w:top w:val="single" w:sz="4" w:color="D5DDE1"/>
               <w:left w:val="single" w:sz="4" w:color="D5DDE1"/>
@@ -2709,7 +2709,7 @@
         </w:trPr>
         <w:tc>
           <w:tcPr>
-            <w:tcW w:type="dxa" w:w="4740"/>
+            <w:tcW w:type="dxa" w:w="4712"/>
             <w:tcBorders>
               <w:top w:val="single" w:sz="4" w:color="D5DDE1"/>
               <w:left w:val="single" w:sz="4" w:color="D5DDE1"/>
@@ -2740,7 +2740,7 @@
         </w:tc>
         <w:tc>
           <w:tcPr>
-            <w:tcW w:type="dxa" w:w="4671"/>
+            <w:tcW w:type="dxa" w:w="4699"/>
             <w:tcBorders>
               <w:top w:val="single" w:sz="4" w:color="D5DDE1"/>
               <w:left w:val="single" w:sz="4" w:color="D5DDE1"/>
@@ -2764,7 +2764,7 @@
         </w:trPr>
         <w:tc>
           <w:tcPr>
-            <w:tcW w:type="dxa" w:w="4740"/>
+            <w:tcW w:type="dxa" w:w="4712"/>
             <w:tcBorders>
               <w:top w:val="single" w:sz="4" w:color="D5DDE1"/>
               <w:left w:val="single" w:sz="4" w:color="D5DDE1"/>
@@ -2794,7 +2794,7 @@
         </w:tc>
         <w:tc>
           <w:tcPr>
-            <w:tcW w:type="dxa" w:w="4671"/>
+            <w:tcW w:type="dxa" w:w="4699"/>
             <w:tcBorders>
               <w:top w:val="single" w:sz="4" w:color="D5DDE1"/>
               <w:left w:val="single" w:sz="4" w:color="D5DDE1"/>
@@ -2816,7 +2816,7 @@
         </w:trPr>
         <w:tc>
           <w:tcPr>
-            <w:tcW w:type="dxa" w:w="4740"/>
+            <w:tcW w:type="dxa" w:w="4712"/>
             <w:tcBorders>
               <w:top w:val="single" w:sz="4" w:color="D5DDE1"/>
               <w:left w:val="single" w:sz="4" w:color="D5DDE1"/>
@@ -2853,7 +2853,7 @@
         </w:tc>
         <w:tc>
           <w:tcPr>
-            <w:tcW w:type="dxa" w:w="4671"/>
+            <w:tcW w:type="dxa" w:w="4699"/>
             <w:tcBorders>
               <w:top w:val="single" w:sz="4" w:color="D5DDE1"/>
               <w:left w:val="single" w:sz="4" w:color="D5DDE1"/>
@@ -2882,7 +2882,7 @@
         </w:trPr>
         <w:tc>
           <w:tcPr>
-            <w:tcW w:type="dxa" w:w="4740"/>
+            <w:tcW w:type="dxa" w:w="4712"/>
             <w:tcBorders>
               <w:top w:val="single" w:sz="4" w:color="D5DDE1"/>
               <w:left w:val="single" w:sz="4" w:color="D5DDE1"/>
@@ -2918,7 +2918,7 @@
         </w:tc>
         <w:tc>
           <w:tcPr>
-            <w:tcW w:type="dxa" w:w="4671"/>
+            <w:tcW w:type="dxa" w:w="4699"/>
             <w:tcBorders>
               <w:top w:val="single" w:sz="4" w:color="D5DDE1"/>
               <w:left w:val="single" w:sz="4" w:color="D5DDE1"/>
@@ -2947,7 +2947,7 @@
         </w:trPr>
         <w:tc>
           <w:tcPr>
-            <w:tcW w:type="dxa" w:w="4740"/>
+            <w:tcW w:type="dxa" w:w="4712"/>
             <w:tcBorders>
               <w:top w:val="single" w:sz="4" w:color="D5DDE1"/>
               <w:left w:val="single" w:sz="4" w:color="D5DDE1"/>
@@ -2978,7 +2978,7 @@
         </w:tc>
         <w:tc>
           <w:tcPr>
-            <w:tcW w:type="dxa" w:w="4671"/>
+            <w:tcW w:type="dxa" w:w="4699"/>
             <w:tcBorders>
               <w:top w:val="single" w:sz="4" w:color="D5DDE1"/>
               <w:left w:val="single" w:sz="4" w:color="D5DDE1"/>
@@ -3001,7 +3001,7 @@
         </w:trPr>
         <w:tc>
           <w:tcPr>
-            <w:tcW w:type="dxa" w:w="4740"/>
+            <w:tcW w:type="dxa" w:w="4712"/>
             <w:tcBorders>
               <w:top w:val="single" w:sz="4" w:color="D5DDE1"/>
               <w:left w:val="single" w:sz="4" w:color="D5DDE1"/>
@@ -3024,7 +3024,7 @@
                 <w:b/>
                 <w:sz w:val="19"/>
               </w:rPr>
-              <w:t>của chúng ta</w:t>
+              <w:t>của lớp</w:t>
             </w:r>
             <w:r>
               <w:rPr>
@@ -3036,7 +3036,7 @@
         </w:tc>
         <w:tc>
           <w:tcPr>
-            <w:tcW w:type="dxa" w:w="4671"/>
+            <w:tcW w:type="dxa" w:w="4699"/>
             <w:tcBorders>
               <w:top w:val="single" w:sz="4" w:color="D5DDE1"/>
               <w:left w:val="single" w:sz="4" w:color="D5DDE1"/>
@@ -3449,8 +3449,8 @@
         <w:tblLook w:firstColumn="1" w:firstRow="1" w:lastColumn="0" w:lastRow="0" w:noHBand="0" w:noVBand="1" w:val="04A0"/>
       </w:tblPr>
       <w:tblGrid>
-        <w:gridCol w:w="1731"/>
-        <w:gridCol w:w="6972"/>
+        <w:gridCol w:w="1598"/>
+        <w:gridCol w:w="7104"/>
         <w:gridCol w:w="708"/>
       </w:tblGrid>
       <w:tr>
@@ -3460,7 +3460,7 @@
         </w:trPr>
         <w:tc>
           <w:tcPr>
-            <w:tcW w:type="dxa" w:w="1731"/>
+            <w:tcW w:type="dxa" w:w="1599"/>
             <w:tcBorders>
               <w:top w:val="single" w:sz="4" w:color="04242F"/>
               <w:left w:val="single" w:sz="4" w:color="04242F"/>
@@ -3486,7 +3486,7 @@
         </w:tc>
         <w:tc>
           <w:tcPr>
-            <w:tcW w:type="dxa" w:w="6971"/>
+            <w:tcW w:type="dxa" w:w="7104"/>
             <w:tcBorders>
               <w:top w:val="single" w:sz="4" w:color="04242F"/>
               <w:left w:val="single" w:sz="4" w:color="04242F"/>
@@ -3543,7 +3543,7 @@
         </w:trPr>
         <w:tc>
           <w:tcPr>
-            <w:tcW w:type="dxa" w:w="1731"/>
+            <w:tcW w:type="dxa" w:w="1599"/>
             <w:tcBorders>
               <w:top w:val="single" w:sz="4" w:color="D5DDE1"/>
               <w:left w:val="single" w:sz="4" w:color="D5DDE1"/>
@@ -3566,7 +3566,7 @@
         </w:tc>
         <w:tc>
           <w:tcPr>
-            <w:tcW w:type="dxa" w:w="6971"/>
+            <w:tcW w:type="dxa" w:w="7104"/>
             <w:tcBorders>
               <w:top w:val="single" w:sz="4" w:color="D5DDE1"/>
               <w:left w:val="single" w:sz="4" w:color="D5DDE1"/>
@@ -3618,7 +3618,7 @@
         </w:trPr>
         <w:tc>
           <w:tcPr>
-            <w:tcW w:type="dxa" w:w="1731"/>
+            <w:tcW w:type="dxa" w:w="1599"/>
             <w:tcBorders>
               <w:top w:val="single" w:sz="4" w:color="D5DDE1"/>
               <w:left w:val="single" w:sz="4" w:color="D5DDE1"/>
@@ -3642,7 +3642,7 @@
         </w:tc>
         <w:tc>
           <w:tcPr>
-            <w:tcW w:type="dxa" w:w="6971"/>
+            <w:tcW w:type="dxa" w:w="7104"/>
             <w:tcBorders>
               <w:top w:val="single" w:sz="4" w:color="D5DDE1"/>
               <w:left w:val="single" w:sz="4" w:color="D5DDE1"/>
@@ -3704,7 +3704,7 @@
         </w:trPr>
         <w:tc>
           <w:tcPr>
-            <w:tcW w:type="dxa" w:w="1731"/>
+            <w:tcW w:type="dxa" w:w="1599"/>
             <w:tcBorders>
               <w:top w:val="single" w:sz="4" w:color="D5DDE1"/>
               <w:left w:val="single" w:sz="4" w:color="D5DDE1"/>
@@ -3721,7 +3721,7 @@
         </w:tc>
         <w:tc>
           <w:tcPr>
-            <w:tcW w:type="dxa" w:w="6971"/>
+            <w:tcW w:type="dxa" w:w="7104"/>
             <w:tcBorders>
               <w:top w:val="single" w:sz="4" w:color="D5DDE1"/>
               <w:left w:val="single" w:sz="4" w:color="D5DDE1"/>
@@ -3807,7 +3807,7 @@
         </w:trPr>
         <w:tc>
           <w:tcPr>
-            <w:tcW w:type="dxa" w:w="1731"/>
+            <w:tcW w:type="dxa" w:w="1599"/>
             <w:tcBorders>
               <w:top w:val="single" w:sz="4" w:color="D5DDE1"/>
               <w:left w:val="single" w:sz="4" w:color="D5DDE1"/>
@@ -3825,7 +3825,7 @@
         </w:tc>
         <w:tc>
           <w:tcPr>
-            <w:tcW w:type="dxa" w:w="6971"/>
+            <w:tcW w:type="dxa" w:w="7104"/>
             <w:tcBorders>
               <w:top w:val="single" w:sz="4" w:color="D5DDE1"/>
               <w:left w:val="single" w:sz="4" w:color="D5DDE1"/>
@@ -3887,7 +3887,7 @@
         </w:trPr>
         <w:tc>
           <w:tcPr>
-            <w:tcW w:type="dxa" w:w="1731"/>
+            <w:tcW w:type="dxa" w:w="1599"/>
             <w:tcBorders>
               <w:top w:val="single" w:sz="4" w:color="D5DDE1"/>
               <w:left w:val="single" w:sz="4" w:color="D5DDE1"/>
@@ -3904,7 +3904,7 @@
         </w:tc>
         <w:tc>
           <w:tcPr>
-            <w:tcW w:type="dxa" w:w="6971"/>
+            <w:tcW w:type="dxa" w:w="7104"/>
             <w:tcBorders>
               <w:top w:val="single" w:sz="4" w:color="D5DDE1"/>
               <w:left w:val="single" w:sz="4" w:color="D5DDE1"/>
@@ -3928,20 +3928,7 @@
               <w:rPr>
                 <w:sz w:val="19"/>
               </w:rPr>
-              <w:t xml:space="preserve">: ba đoạn ngắn (khoảng 300 từ): (a) điều đã biết, (b) điều chưa biết (khoảng trống), (c) vì sao vấn đề quan trọng </w:t>
-            </w:r>
-            <w:r>
-              <w:rPr>
-                <w:i/>
-                <w:sz w:val="19"/>
-              </w:rPr>
-              <w:t>ở đây</w:t>
-            </w:r>
-            <w:r>
-              <w:rPr>
-                <w:sz w:val="19"/>
-              </w:rPr>
-              <w:t xml:space="preserve"> (số liệu tại chỗ, nếu có)</w:t>
+              <w:t>: ba đoạn ngắn (khoảng 300 từ): (a) điều đã biết, (b) điều chưa biết (khoảng trống), (c) câu hỏi và mục tiêu của bạn. Không đưa số liệu hay kết quả của chính bạn vào đây; số liệu địa phương chỉ khi đã công bố, có trích dẫn</w:t>
             </w:r>
           </w:p>
         </w:tc>
@@ -3977,7 +3964,7 @@
         </w:trPr>
         <w:tc>
           <w:tcPr>
-            <w:tcW w:type="dxa" w:w="1731"/>
+            <w:tcW w:type="dxa" w:w="1599"/>
             <w:tcBorders>
               <w:top w:val="single" w:sz="4" w:color="D5DDE1"/>
               <w:left w:val="single" w:sz="4" w:color="D5DDE1"/>
@@ -3995,7 +3982,7 @@
         </w:tc>
         <w:tc>
           <w:tcPr>
-            <w:tcW w:type="dxa" w:w="6971"/>
+            <w:tcW w:type="dxa" w:w="7104"/>
             <w:tcBorders>
               <w:top w:val="single" w:sz="4" w:color="D5DDE1"/>
               <w:left w:val="single" w:sz="4" w:color="D5DDE1"/>
@@ -4069,7 +4056,7 @@
         </w:trPr>
         <w:tc>
           <w:tcPr>
-            <w:tcW w:type="dxa" w:w="1731"/>
+            <w:tcW w:type="dxa" w:w="1599"/>
             <w:tcBorders>
               <w:top w:val="single" w:sz="4" w:color="D5DDE1"/>
               <w:left w:val="single" w:sz="4" w:color="D5DDE1"/>
@@ -4091,7 +4078,7 @@
         </w:tc>
         <w:tc>
           <w:tcPr>
-            <w:tcW w:type="dxa" w:w="6971"/>
+            <w:tcW w:type="dxa" w:w="7104"/>
             <w:tcBorders>
               <w:top w:val="single" w:sz="4" w:color="D5DDE1"/>
               <w:left w:val="single" w:sz="4" w:color="D5DDE1"/>
@@ -4543,7 +4530,7 @@
                 <w:color w:val="FFFFFF"/>
                 <w:sz w:val="17"/>
               </w:rPr>
-              <w:t>Vì sao quan trọng với câu hỏi của chúng ta</w:t>
+              <w:t>Vì sao quan trọng với câu hỏi của bạn</w:t>
             </w:r>
           </w:p>
         </w:tc>
@@ -5324,7 +5311,7 @@
         <w:pStyle w:val="Heading1"/>
       </w:pPr>
       <w:r>
-        <w:t>Câu hỏi cuối buổi  (trong khung chat, hoặc biểu mẫu 1 câu hỏi có đường dẫn trong khung chat; 2 phút, trước khi rời lớp)</w:t>
+        <w:t>Câu hỏi cuối buổi  (trong khung chat, 2 phút, trước khi rời lớp)</w:t>
       </w:r>
     </w:p>
     <w:p>
@@ -5391,13 +5378,7 @@
     </w:p>
     <w:p>
       <w:r>
-        <w:rPr>
-          <w:i/>
-        </w:rPr>
-        <w:t>Vì sao chúng tôi hỏi:</w:t>
-      </w:r>
-      <w:r>
-        <w:t xml:space="preserve"> đây không phải bài về nhà và không chấm điểm. Câu trả lời cho chúng tôi biết điều gì còn chưa rõ. Giảng viên đọc mọi câu trả lời trước Buổi 3.</w:t>
+        <w:t>Không chấm điểm. Giảng viên đọc mọi câu trả lời trước Buổi 3.</w:t>
       </w:r>
     </w:p>
     <w:p>

--- a/vi/files/sessions/s2_exercises_VN.docx
+++ b/vi/files/sessions/s2_exercises_VN.docx
@@ -5440,18 +5440,7 @@
         <w:t>Ann Intensive Care</w:t>
       </w:r>
       <w:r>
-        <w:t xml:space="preserve">, trong </w:t>
-      </w:r>
-      <w:r>
-        <w:rPr>
-          <w:rFonts w:ascii="Consolas" w:hAnsi="Consolas" w:cs="Consolas" w:eastAsia="Consolas"/>
-          <w:color w:val="0B376C"/>
-          <w:sz w:val="19"/>
-        </w:rPr>
-        <w:t>Course/Papers</w:t>
-      </w:r>
-      <w:r>
-        <w:t>) với bảng của Bài tập 3.</w:t>
+        <w:t>, tệp PDF gửi trước Buổi 1) với bảng của Bài tập 3.</w:t>
       </w:r>
     </w:p>
     <w:p>

--- a/vi/files/sessions/s2_exercises_VN.docx
+++ b/vi/files/sessions/s2_exercises_VN.docx
@@ -169,7 +169,7 @@
         <w:t xml:space="preserve">•  </w:t>
       </w:r>
       <w:r>
-        <w:t>Câu hỏi ôn tập Buổi 1: tự làm, trong biểu mẫu trực tuyến có đường dẫn trong khung chat (8 phút, đầu buổi).</w:t>
+        <w:t>Câu hỏi ôn tập Buổi 1: tự làm, gõ câu trả lời vào khung chat (8 phút, đầu buổi).</w:t>
       </w:r>
     </w:p>
     <w:p>
@@ -282,7 +282,7 @@
         <w:pStyle w:val="Heading1"/>
       </w:pPr>
       <w:r>
-        <w:t>Câu hỏi ôn tập: Buổi 1  (cá nhân, 8 phút, trong biểu mẫu trực tuyến)</w:t>
+        <w:t>Câu hỏi ôn tập: Buổi 1  (cá nhân, 8 phút, trả lời trong khung chat)</w:t>
       </w:r>
     </w:p>
     <w:p>

--- a/vi/files/sessions/s2_exercises_VN.docx
+++ b/vi/files/sessions/s2_exercises_VN.docx
@@ -142,139 +142,11 @@
     <w:p>
       <w:pPr>
         <w:pStyle w:val="KeyFindings"/>
-        <w:keepNext/>
-        <w:spacing w:after="40"/>
-      </w:pPr>
-      <w:r>
-        <w:rPr>
-          <w:b/>
-        </w:rPr>
-        <w:t>Cách dùng phiếu này.</w:t>
-      </w:r>
-      <w:r>
-        <w:t xml:space="preserve"> Phiếu được gửi qua email trước buổi học, dưới dạng tệp Word và tệp PDF. Hãy mở phiếu trên máy tính trong suốt buổi học và gõ câu trả lời vào tệp Word (hoặc in bản PDF ở nhà).</w:t>
-      </w:r>
-    </w:p>
-    <w:p>
-      <w:pPr>
-        <w:pStyle w:val="KeyFindings"/>
-        <w:keepNext/>
-        <w:spacing w:after="40"/>
-        <w:ind w:left="510" w:hanging="255"/>
-      </w:pPr>
-      <w:r>
-        <w:rPr>
-          <w:color w:val="055F56"/>
-        </w:rPr>
-        <w:t xml:space="preserve">•  </w:t>
-      </w:r>
-      <w:r>
-        <w:t>Câu hỏi ôn tập Buổi 1: tự làm, gõ câu trả lời vào khung chat (8 phút, đầu buổi).</w:t>
-      </w:r>
-    </w:p>
-    <w:p>
-      <w:pPr>
-        <w:pStyle w:val="KeyFindings"/>
-        <w:keepNext/>
-        <w:spacing w:after="40"/>
-        <w:ind w:left="510" w:hanging="255"/>
-      </w:pPr>
-      <w:r>
-        <w:rPr>
-          <w:color w:val="055F56"/>
-        </w:rPr>
-        <w:t xml:space="preserve">•  </w:t>
-      </w:r>
-      <w:r>
-        <w:t xml:space="preserve">Bài tập 1 (xây chuỗi tìm kiếm Boolean): </w:t>
-      </w:r>
-      <w:r>
-        <w:rPr>
-          <w:b/>
-        </w:rPr>
-        <w:t>tự làm</w:t>
-      </w:r>
-      <w:r>
-        <w:t>, cho câu hỏi của bạn, phần 2.1 (5 phút).</w:t>
-      </w:r>
-    </w:p>
-    <w:p>
-      <w:pPr>
-        <w:pStyle w:val="KeyFindings"/>
-        <w:keepNext/>
-        <w:spacing w:after="40"/>
-        <w:ind w:left="510" w:hanging="255"/>
-      </w:pPr>
-      <w:r>
-        <w:rPr>
-          <w:color w:val="055F56"/>
-        </w:rPr>
-        <w:t xml:space="preserve">•  </w:t>
-      </w:r>
-      <w:r>
-        <w:t>Bài tập 2 (diễn giải bằng lời của mình): làm ở nhà.</w:t>
-      </w:r>
-    </w:p>
-    <w:p>
-      <w:pPr>
-        <w:pStyle w:val="KeyFindings"/>
-        <w:keepNext/>
-        <w:spacing w:after="40"/>
-        <w:ind w:left="510" w:hanging="255"/>
-      </w:pPr>
-      <w:r>
-        <w:rPr>
-          <w:color w:val="055F56"/>
-        </w:rPr>
-        <w:t xml:space="preserve">•  </w:t>
-      </w:r>
-      <w:r>
-        <w:t xml:space="preserve">Bài tập 3 (đọc phần tóm tắt của Bài báo 1): </w:t>
-      </w:r>
-      <w:r>
-        <w:rPr>
-          <w:b/>
-        </w:rPr>
-        <w:t>tự làm</w:t>
-      </w:r>
-      <w:r>
-        <w:t>, phần 2.3 (12 phút). Bản tóm tắt sạch có đường dẫn trong khung chat.</w:t>
-      </w:r>
-    </w:p>
-    <w:p>
-      <w:pPr>
-        <w:pStyle w:val="KeyFindings"/>
-        <w:keepNext/>
-        <w:spacing w:after="40"/>
-        <w:ind w:left="510" w:hanging="255"/>
-      </w:pPr>
-      <w:r>
-        <w:rPr>
-          <w:color w:val="055F56"/>
-        </w:rPr>
-        <w:t xml:space="preserve">•  </w:t>
-      </w:r>
-      <w:r>
-        <w:t xml:space="preserve">Bài tập 4: Xây dựng đề cương 2 </w:t>
-      </w:r>
-      <w:r>
-        <w:rPr>
-          <w:b/>
-        </w:rPr>
-        <w:t>của riêng bạn</w:t>
-      </w:r>
-      <w:r>
-        <w:t xml:space="preserve"> (35 phút).</w:t>
-      </w:r>
-    </w:p>
-    <w:p>
-      <w:pPr>
-        <w:pStyle w:val="KeyFindings"/>
         <w:keepNext w:val="0"/>
         <w:spacing w:after="40"/>
       </w:pPr>
       <w:r>
-        <w:t>Đáp án được thảo luận trong lớp, trong khung chat. Không chấm điểm.</w:t>
+        <w:t>Gõ câu trả lời vào tệp Word, hoặc in bản PDF. Đáp án được thảo luận trong lớp. Không chấm điểm.</w:t>
       </w:r>
     </w:p>
     <w:p>
@@ -1172,7 +1044,7 @@
         <w:t>Chia sẻ chuỗi tìm kiếm.</w:t>
       </w:r>
       <w:r>
-        <w:t xml:space="preserve"> Giảng viên mời hai hoặc ba bạn đọc to một khối; cả lớp gợi ý thêm một từ đồng nghĩa. Từ đồng nghĩa được gợi ý cho chuỗi của tôi: ______________________</w:t>
+        <w:t xml:space="preserve"> Giảng viên mời hai hoặc ba bạn đọc to một khối, cả lớp gợi ý thêm một từ đồng nghĩa. Từ đồng nghĩa được gợi ý cho chuỗi của tôi: ______________________</w:t>
       </w:r>
     </w:p>
     <w:p>
@@ -2330,18 +2202,7 @@
         <w:t>Crit Care</w:t>
       </w:r>
       <w:r>
-        <w:t xml:space="preserve"> 2024;28:429 (trong </w:t>
-      </w:r>
-      <w:r>
-        <w:rPr>
-          <w:rFonts w:ascii="Consolas" w:hAnsi="Consolas" w:cs="Consolas" w:eastAsia="Consolas"/>
-          <w:color w:val="0B376C"/>
-          <w:sz w:val="19"/>
-        </w:rPr>
-        <w:t>Papers/</w:t>
-      </w:r>
-      <w:r>
-        <w:t>). 8 phút đọc một mình, rồi 4 phút gõ kết cục chính và kết quả chính vào khung chat.</w:t>
+        <w:t xml:space="preserve"> 2024;28:429 (tệp PDF gửi qua email trước Buổi 1). 8 phút đọc một mình, rồi 4 phút gõ kết cục chính và kết quả chính vào khung chat.</w:t>
       </w:r>
     </w:p>
     <w:p>
@@ -3403,16 +3264,7 @@
         <w:t>của riêng bạn</w:t>
       </w:r>
       <w:r>
-        <w:t xml:space="preserve"> trong </w:t>
-      </w:r>
-      <w:r>
-        <w:rPr>
-          <w:b/>
-        </w:rPr>
-        <w:t>mẫu đề cương nghiên cứu</w:t>
-      </w:r>
-      <w:r>
-        <w:t xml:space="preserve"> (</w:t>
+        <w:t xml:space="preserve"> trong mẫu đề cương (</w:t>
       </w:r>
       <w:r>
         <w:rPr>
@@ -3420,19 +3272,21 @@
           <w:color w:val="0B376C"/>
           <w:sz w:val="19"/>
         </w:rPr>
-        <w:t>Templates/Research_Proposal_Template.docx</w:t>
+        <w:t>Research_Proposal_Template_VN.docx</w:t>
       </w:r>
       <w:r>
-        <w:t xml:space="preserve">) và </w:t>
+        <w:t>) và phiếu tổng quan tài liệu (</w:t>
       </w:r>
       <w:r>
         <w:rPr>
-          <w:b/>
+          <w:rFonts w:ascii="Consolas" w:hAnsi="Consolas" w:cs="Consolas" w:eastAsia="Consolas"/>
+          <w:color w:val="0B376C"/>
+          <w:sz w:val="19"/>
         </w:rPr>
-        <w:t>bảng tổng quan tài liệu</w:t>
+        <w:t>Literature_Review_Worksheet_VN.docx</w:t>
       </w:r>
       <w:r>
-        <w:t>, dựa trên câu hỏi, mục tiêu tổng quát và mục tiêu cụ thể của tuần trước. Phiếu này là danh sách kiểm tra của bạn. Phần chưa xong là bài về nhà.</w:t>
+        <w:t>), cả hai gửi qua email. Phần chưa xong là bài về nhà.</w:t>
       </w:r>
     </w:p>
     <w:tbl>
@@ -3583,7 +3437,7 @@
               <w:rPr>
                 <w:sz w:val="19"/>
               </w:rPr>
-              <w:t>Xem giảng viên tìm kiếm và sàng lọc cho ví dụ xuyên suốt; gợi ý từ khóa và bài báo trong khung chat</w:t>
+              <w:t>Xem giảng viên tìm kiếm và sàng lọc cho ví dụ xuyên suốt, gợi ý từ khóa và bài báo trong khung chat</w:t>
             </w:r>
           </w:p>
         </w:tc>
@@ -3667,7 +3521,7 @@
               <w:rPr>
                 <w:sz w:val="19"/>
               </w:rPr>
-              <w:t xml:space="preserve"> (Bài tập 1) trên PubMed; ghi ngày tìm, các bộ lọc và số kết quả</w:t>
+              <w:t xml:space="preserve"> (Bài tập 1) trên PubMed, ghi ngày tìm, các bộ lọc và số kết quả</w:t>
             </w:r>
           </w:p>
         </w:tc>
@@ -3745,7 +3599,7 @@
               <w:rPr>
                 <w:sz w:val="19"/>
               </w:rPr>
-              <w:t xml:space="preserve"> tiêu đề và tóm tắt; chọn </w:t>
+              <w:t xml:space="preserve"> tiêu đề và tóm tắt, chọn </w:t>
             </w:r>
             <w:r>
               <w:rPr>
@@ -3758,7 +3612,7 @@
               <w:rPr>
                 <w:sz w:val="19"/>
               </w:rPr>
-              <w:t>; lưu vào Zotero (</w:t>
+              <w:t>, lưu vào Zotero (</w:t>
             </w:r>
             <w:r>
               <w:rPr>
@@ -3928,7 +3782,7 @@
               <w:rPr>
                 <w:sz w:val="19"/>
               </w:rPr>
-              <w:t>: ba đoạn ngắn (khoảng 300 từ): (a) điều đã biết, (b) điều chưa biết (khoảng trống), (c) câu hỏi và mục tiêu của bạn. Không đưa số liệu hay kết quả của chính bạn vào đây; số liệu địa phương chỉ khi đã công bố, có trích dẫn</w:t>
+              <w:t>: ba đoạn ngắn (khoảng 300 từ): (a) điều đã biết, (b) điều chưa biết (khoảng trống), (c) câu hỏi và mục tiêu của bạn. Không đưa số liệu hay kết quả của chính bạn vào đây, số liệu địa phương chỉ khi đã công bố, có trích dẫn</w:t>
             </w:r>
           </w:p>
         </w:tc>
@@ -4094,7 +3948,7 @@
               <w:rPr>
                 <w:sz w:val="19"/>
               </w:rPr>
-              <w:t>Hai bạn tình nguyện đọc to tên đề tài và câu nêu khoảng trống; mọi người góp một ý cải thiện trong khung chat</w:t>
+              <w:t>Hai bạn tình nguyện đọc to tên đề tài và câu nêu khoảng trống, mọi người góp một ý cải thiện trong khung chat</w:t>
             </w:r>
           </w:p>
         </w:tc>
@@ -4175,7 +4029,7 @@
               <w:rPr>
                 <w:sz w:val="19"/>
               </w:rPr>
-              <w:t>Tên đề tài tạm thời (10–16 từ tiếng Anh; thấy rõ đối tượng, can thiệp so sánh hoặc phơi nhiễm, và thiết kế; không viết tắt; không dùng "impact" hay "effect" cho thiết kế quan sát)</w:t>
+              <w:t>Tên đề tài tạm thời (10–16 từ tiếng Anh, thấy rõ đối tượng, can thiệp so sánh hoặc phơi nhiễm, và thiết kế, không viết tắt, không dùng "impact" hay "effect" cho thiết kế quan sát)</w:t>
             </w:r>
           </w:p>
         </w:tc>
@@ -4257,7 +4111,7 @@
               <w:rPr>
                 <w:sz w:val="19"/>
               </w:rPr>
-              <w:t xml:space="preserve">Từ khóa (3–6; thuật ngữ MeSH </w:t>
+              <w:t xml:space="preserve">Từ khóa (3–6, thuật ngữ MeSH </w:t>
             </w:r>
             <w:r>
               <w:rPr>
@@ -5273,7 +5127,7 @@
         <w:t xml:space="preserve">☐  </w:t>
       </w:r>
       <w:r>
-        <w:t>Phần đặt vấn đề kết thúc bằng câu hỏi của bạn; tên đề tài nêu cùng đối tượng và kết cục như câu hỏi.</w:t>
+        <w:t>Phần đặt vấn đề kết thúc bằng câu hỏi của bạn, tên đề tài nêu cùng đối tượng và kết cục như câu hỏi.</w:t>
       </w:r>
     </w:p>
     <w:p>
@@ -5288,7 +5142,7 @@
         <w:t xml:space="preserve">☐  </w:t>
       </w:r>
       <w:r>
-        <w:t>Ít nhất một tài liệu tham khảo là thử nghiệm ngẫu nhiên hoặc tổng quan hệ thống, nếu có; bạn đã kiểm tra sổ đăng ký thử nghiệm để tìm các thử nghiệm đang tiến hành.</w:t>
+        <w:t>Ít nhất một tài liệu tham khảo là thử nghiệm ngẫu nhiên hoặc tổng quan hệ thống, nếu có, bạn đã kiểm tra sổ đăng ký thử nghiệm để tìm các thử nghiệm đang tiến hành.</w:t>
       </w:r>
     </w:p>
     <w:p>
@@ -5374,11 +5228,6 @@
       </w:r>
       <w:r>
         <w:t>Kết cục chính của Bài báo 1 là gì?</w:t>
-      </w:r>
-    </w:p>
-    <w:p>
-      <w:r>
-        <w:t>Không chấm điểm. Giảng viên đọc mọi câu trả lời trước Buổi 3.</w:t>
       </w:r>
     </w:p>
     <w:p>

--- a/vi/files/sessions/s2_exercises_VN.docx
+++ b/vi/files/sessions/s2_exercises_VN.docx
@@ -5289,7 +5289,7 @@
         <w:t>Ann Intensive Care</w:t>
       </w:r>
       <w:r>
-        <w:t>, tệp PDF gửi trước Buổi 1) với bảng của Bài tập 3.</w:t>
+        <w:t>, tệp PDF gửi trước Buổi 1) theo mẫu ở Bài tập 3.</w:t>
       </w:r>
     </w:p>
     <w:p>
